--- a/documents/25-clearhaven-sla-review-notes.docx
+++ b/documents/25-clearhaven-sla-review-notes.docx
@@ -11857,7 +11857,7 @@
         <w:pStyle w:val="Heading1"/>
       </w:pPr>
       <w:r>
-        <w:t>Working remainder for CLH-MTG-2024-015</w:t>
+        <w:t>Open work after March 12, 2024</w:t>
       </w:r>
     </w:p>
     <w:p>
@@ -11871,7 +11871,7 @@
           <w:color w:val="222222"/>
           <w:sz w:val="24"/>
         </w:rPr>
-        <w:t>The front of Q1 2024 recon SLA review is the document. This remainder is the leftover a colleague still trips on: named people, named boxes, named tickets, and the work I still owe after March 12, 2024. It is not a second log and it is not a stack of exhibits with the same stub. If a paragraph fights the decision in the front, strike the paragraph.</w:t>
+        <w:t>What follows is leftover work from Q1 2024 recon SLA review: named people, named boxes, named tickets, and the items I still owe. If a paragraph fights the decision in the front of CLH-MTG-2024-015, strike the paragraph.</w:t>
       </w:r>
     </w:p>
     <w:p>
@@ -12025,7 +12025,7 @@
           <w:color w:val="222222"/>
           <w:sz w:val="24"/>
         </w:rPr>
-        <w:t>I will not put averaging QPS instead of testing the close on a wiki that drifts. CLH-MTG-2023-062 and this file are the record. If Marcus Bell needs a diagram, they get a permalink, not a photo of a whiteboard. ops-bastion-01.internal stays out of the diagram title. If a new engineer asks where the leftover lives, I point here. I do not point at a Slack pin from March 12, 2024. Client Clearhaven.</w:t>
+        <w:t>I will not put averaging QPS instead of testing the close on a wiki that drifts. CLH-MTG-2023-062 and this file are the record. If Marcus Bell needs a diagram, they get a permalink, not a photo of a whiteboard. ops-bastion-01.internal stays out of the diagram title. If a new engineer asks where the leftover lives, I point here. I do not point at a Slack pin from March 12, 2024.</w:t>
       </w:r>
     </w:p>
     <w:p>
@@ -14369,7 +14369,7 @@
           <w:color w:val="222222"/>
           <w:sz w:val="24"/>
         </w:rPr>
-        <w:t>People who were absent still get a usable remainder, not a transcript. Rahul Deshmukh gets the decision, the refuse, and the date. They do not get a reconstruction of who raised their voice. If they object, they object on CLH-MTG-2023-062. Client Clearhaven. Author Aman Kumar.</w:t>
+        <w:t>People who were absent still get a usable remainder, not a transcript. Rahul Deshmukh gets the decision, the refuse, and the date. They do not get a reconstruction of who raised their voice. If they object, they object on CLH-MTG-2023-062.</w:t>
       </w:r>
     </w:p>
     <w:p>
@@ -15414,7 +15414,7 @@
           <w:color w:val="222222"/>
           <w:sz w:val="24"/>
         </w:rPr>
-        <w:t>If you are implementing, keep the rejected alternative dead. If you are on-call, start read-only. If you are Marcus Bell, the ask is unchanged: pick the path in the main body or send it back with a named objection. Sample I would still defend: 1116 rows, 19 minutes, freeze respected. Strike this remainder if it ever fights the decision callout. Author Aman Kumar. Client Clearhaven.</w:t>
+        <w:t>If you are implementing, keep the rejected alternative dead. If you are on-call, start read-only. If you are Marcus Bell, the ask is unchanged: pick the path in the main body or send it back with a named objection. Sample I would still defend: 1116 rows, 19 minutes, freeze respected. Strike this section if it ever fights the decision callout.</w:t>
       </w:r>
     </w:p>
     <w:p>
@@ -15428,7 +15428,7 @@
           <w:color w:val="222222"/>
           <w:sz w:val="24"/>
         </w:rPr>
-        <w:t>This heading is the reopen rule, not a promise that nothing follows. If we still need words after the bank, they are named leftovers, not another copy of the same stub. date pressure versus a date with owners is done as a heading when Kavya Menon closes NS-CHG or writes a new date.</w:t>
+        <w:t>This heading is the reopen rule. date pressure versus a date with owners is done when Kavya Menon closes NS-CHG or writes a new date.</w:t>
       </w:r>
     </w:p>
     <w:p>
@@ -16580,7 +16580,7 @@
           <w:color w:val="222222"/>
           <w:sz w:val="24"/>
         </w:rPr>
-        <w:t>I am out of new section shapes. What follows is leftover owners and tickets already in this file, written so a colleague can act. I will not invent another exhibit format to fill a page budget.</w:t>
+        <w:t>Owners and tickets still attached to CLH-MTG-2024-015, written so a colleague can act without hunting Slack. Close is a decision, a refuse, or a new date.</w:t>
       </w:r>
     </w:p>
     <w:p>
@@ -16594,7 +16594,7 @@
           <w:color w:val="222222"/>
           <w:sz w:val="24"/>
         </w:rPr>
-        <w:t>CLH-MTG-2023-062 still sits with Marcus Bell. Host ops-bastion-01.internal. Due March 23, 2024 unless they write a new date. Close is a decision, a refuse, or that date. I will not accept a status dump. Front-matter number I am not re-arguing: 2024. If this leftover is done, Marcus Bell marks CLH-MTG-2023-062 done. Aman Kumar will not keep a shadow list. Client Clearhaven.</w:t>
+        <w:t>CLH-MTG-2023-062 still sits with Marcus Bell. Host ops-bastion-01.internal. Due March 23, 2024 unless they write a new date. Close is a decision, a refuse, or that date. I will not accept a status dump. Front-matter number I am not re-arguing: 2024. If this leftover is done, Marcus Bell marks CLH-MTG-2023-062 done. Aman Kumar will not keep a shadow list.</w:t>
       </w:r>
     </w:p>
     <w:p>
@@ -16692,7 +16692,7 @@
           <w:color w:val="222222"/>
           <w:sz w:val="24"/>
         </w:rPr>
-        <w:t>Stop leftover: CLH-TDD-2023-011 is not a twin of CLH-MTG-2023-062. Keep one thread. Clearhaven Markets on ops-bastion-01.internal. If this paragraph fights the front of CLH-MTG-2024-015, strike it. Due April 6, 2024. Client Clearhaven.</w:t>
+        <w:t>Stop leftover: CLH-TDD-2023-011 is not a twin of CLH-MTG-2023-062. Keep one thread. Clearhaven Markets on ops-bastion-01.internal. If this paragraph fights the front of CLH-MTG-2024-015, strike it. Due April 6, 2024.</w:t>
       </w:r>
     </w:p>
     <w:p>
@@ -16706,7 +16706,7 @@
           <w:color w:val="222222"/>
           <w:sz w:val="24"/>
         </w:rPr>
-        <w:t>CLH-MTG-2023-062 still sits with Helen Cho. Host ops-bastion-01.internal. Due April 8, 2024 unless they write a new date. Close is a decision, a refuse, or that date. I will not accept a status dump. Front-matter number I am not re-arguing: 35. If this leftover is done, Helen Cho marks CLH-MTG-2023-062 done. Aman Kumar will not keep a shadow list. Client Clearhaven.</w:t>
+        <w:t>CLH-MTG-2023-062 still sits with Helen Cho. Host ops-bastion-01.internal. Due April 8, 2024 unless they write a new date. Close is a decision, a refuse, or that date. I will not accept a status dump. Front-matter number I am not re-arguing: 35. If this leftover is done, Helen Cho marks CLH-MTG-2023-062 done. Aman Kumar will not keep a shadow list.</w:t>
       </w:r>
     </w:p>
     <w:p>
